--- a/POO TP1.docx
+++ b/POO TP1.docx
@@ -10,6 +10,9 @@
     <w:p/>
     <w:p>
       <w:r>
+        <w:rPr>
+          <w:noProof/>
+        </w:rPr>
         <w:drawing>
           <wp:inline distT="0" distB="0" distL="0" distR="0" wp14:anchorId="31B104F5" wp14:editId="00AE388B">
             <wp:extent cx="5760720" cy="4733290"/>
@@ -49,6 +52,9 @@
     </w:p>
     <w:p>
       <w:r>
+        <w:rPr>
+          <w:noProof/>
+        </w:rPr>
         <w:lastRenderedPageBreak/>
         <w:drawing>
           <wp:inline distT="0" distB="0" distL="0" distR="0" wp14:anchorId="3D5892C9" wp14:editId="35EA993C">
@@ -75,6 +81,171 @@
                     <a:xfrm>
                       <a:off x="0" y="0"/>
                       <a:ext cx="5760720" cy="4279265"/>
+                    </a:xfrm>
+                    <a:prstGeom prst="rect">
+                      <a:avLst/>
+                    </a:prstGeom>
+                  </pic:spPr>
+                </pic:pic>
+              </a:graphicData>
+            </a:graphic>
+          </wp:inline>
+        </w:drawing>
+      </w:r>
+    </w:p>
+    <w:p/>
+    <w:p>
+      <w:r>
+        <w:t>TP4</w:t>
+      </w:r>
+    </w:p>
+    <w:p/>
+    <w:p>
+      <w:r>
+        <w:drawing>
+          <wp:inline distT="0" distB="0" distL="0" distR="0" wp14:anchorId="38BB4762" wp14:editId="4E15C627">
+            <wp:extent cx="5760720" cy="3364230"/>
+            <wp:effectExtent l="0" t="0" r="0" b="7620"/>
+            <wp:docPr id="878196533" name="Image 1"/>
+            <wp:cNvGraphicFramePr>
+              <a:graphicFrameLocks xmlns:a="http://schemas.openxmlformats.org/drawingml/2006/main" noChangeAspect="1"/>
+            </wp:cNvGraphicFramePr>
+            <a:graphic xmlns:a="http://schemas.openxmlformats.org/drawingml/2006/main">
+              <a:graphicData uri="http://schemas.openxmlformats.org/drawingml/2006/picture">
+                <pic:pic xmlns:pic="http://schemas.openxmlformats.org/drawingml/2006/picture">
+                  <pic:nvPicPr>
+                    <pic:cNvPr id="878196533" name=""/>
+                    <pic:cNvPicPr/>
+                  </pic:nvPicPr>
+                  <pic:blipFill>
+                    <a:blip r:embed="rId6"/>
+                    <a:stretch>
+                      <a:fillRect/>
+                    </a:stretch>
+                  </pic:blipFill>
+                  <pic:spPr>
+                    <a:xfrm>
+                      <a:off x="0" y="0"/>
+                      <a:ext cx="5760720" cy="3364230"/>
+                    </a:xfrm>
+                    <a:prstGeom prst="rect">
+                      <a:avLst/>
+                    </a:prstGeom>
+                  </pic:spPr>
+                </pic:pic>
+              </a:graphicData>
+            </a:graphic>
+          </wp:inline>
+        </w:drawing>
+      </w:r>
+    </w:p>
+    <w:p>
+      <w:r>
+        <w:lastRenderedPageBreak/>
+        <w:drawing>
+          <wp:inline distT="0" distB="0" distL="0" distR="0" wp14:anchorId="58CBBF14" wp14:editId="6435C132">
+            <wp:extent cx="5760720" cy="3917950"/>
+            <wp:effectExtent l="0" t="0" r="0" b="6350"/>
+            <wp:docPr id="371393772" name="Image 1"/>
+            <wp:cNvGraphicFramePr>
+              <a:graphicFrameLocks xmlns:a="http://schemas.openxmlformats.org/drawingml/2006/main" noChangeAspect="1"/>
+            </wp:cNvGraphicFramePr>
+            <a:graphic xmlns:a="http://schemas.openxmlformats.org/drawingml/2006/main">
+              <a:graphicData uri="http://schemas.openxmlformats.org/drawingml/2006/picture">
+                <pic:pic xmlns:pic="http://schemas.openxmlformats.org/drawingml/2006/picture">
+                  <pic:nvPicPr>
+                    <pic:cNvPr id="371393772" name=""/>
+                    <pic:cNvPicPr/>
+                  </pic:nvPicPr>
+                  <pic:blipFill>
+                    <a:blip r:embed="rId7"/>
+                    <a:stretch>
+                      <a:fillRect/>
+                    </a:stretch>
+                  </pic:blipFill>
+                  <pic:spPr>
+                    <a:xfrm>
+                      <a:off x="0" y="0"/>
+                      <a:ext cx="5760720" cy="3917950"/>
+                    </a:xfrm>
+                    <a:prstGeom prst="rect">
+                      <a:avLst/>
+                    </a:prstGeom>
+                  </pic:spPr>
+                </pic:pic>
+              </a:graphicData>
+            </a:graphic>
+          </wp:inline>
+        </w:drawing>
+      </w:r>
+    </w:p>
+    <w:p>
+      <w:r>
+        <w:drawing>
+          <wp:inline distT="0" distB="0" distL="0" distR="0" wp14:anchorId="63DC663A" wp14:editId="18E18CF3">
+            <wp:extent cx="5753100" cy="2324100"/>
+            <wp:effectExtent l="0" t="0" r="0" b="0"/>
+            <wp:docPr id="1047733952" name="Image 1"/>
+            <wp:cNvGraphicFramePr>
+              <a:graphicFrameLocks xmlns:a="http://schemas.openxmlformats.org/drawingml/2006/main" noChangeAspect="1"/>
+            </wp:cNvGraphicFramePr>
+            <a:graphic xmlns:a="http://schemas.openxmlformats.org/drawingml/2006/main">
+              <a:graphicData uri="http://schemas.openxmlformats.org/drawingml/2006/picture">
+                <pic:pic xmlns:pic="http://schemas.openxmlformats.org/drawingml/2006/picture">
+                  <pic:nvPicPr>
+                    <pic:cNvPr id="1047733952" name=""/>
+                    <pic:cNvPicPr/>
+                  </pic:nvPicPr>
+                  <pic:blipFill>
+                    <a:blip r:embed="rId8"/>
+                    <a:stretch>
+                      <a:fillRect/>
+                    </a:stretch>
+                  </pic:blipFill>
+                  <pic:spPr>
+                    <a:xfrm>
+                      <a:off x="0" y="0"/>
+                      <a:ext cx="5753905" cy="2324425"/>
+                    </a:xfrm>
+                    <a:prstGeom prst="rect">
+                      <a:avLst/>
+                    </a:prstGeom>
+                  </pic:spPr>
+                </pic:pic>
+              </a:graphicData>
+            </a:graphic>
+          </wp:inline>
+        </w:drawing>
+      </w:r>
+    </w:p>
+    <w:p>
+      <w:r>
+        <w:lastRenderedPageBreak/>
+        <w:drawing>
+          <wp:inline distT="0" distB="0" distL="0" distR="0" wp14:anchorId="0A63BF3C" wp14:editId="2FAC0AFC">
+            <wp:extent cx="5534797" cy="4620270"/>
+            <wp:effectExtent l="0" t="0" r="8890" b="8890"/>
+            <wp:docPr id="2011781499" name="Image 1"/>
+            <wp:cNvGraphicFramePr>
+              <a:graphicFrameLocks xmlns:a="http://schemas.openxmlformats.org/drawingml/2006/main" noChangeAspect="1"/>
+            </wp:cNvGraphicFramePr>
+            <a:graphic xmlns:a="http://schemas.openxmlformats.org/drawingml/2006/main">
+              <a:graphicData uri="http://schemas.openxmlformats.org/drawingml/2006/picture">
+                <pic:pic xmlns:pic="http://schemas.openxmlformats.org/drawingml/2006/picture">
+                  <pic:nvPicPr>
+                    <pic:cNvPr id="2011781499" name=""/>
+                    <pic:cNvPicPr/>
+                  </pic:nvPicPr>
+                  <pic:blipFill>
+                    <a:blip r:embed="rId9"/>
+                    <a:stretch>
+                      <a:fillRect/>
+                    </a:stretch>
+                  </pic:blipFill>
+                  <pic:spPr>
+                    <a:xfrm>
+                      <a:off x="0" y="0"/>
+                      <a:ext cx="5534797" cy="4620270"/>
                     </a:xfrm>
                     <a:prstGeom prst="rect">
                       <a:avLst/>
